--- a/ВКР.docx
+++ b/ВКР.docx
@@ -2,6 +2,724 @@
 <file path=word/document.xml><?xml version="1.0" encoding="utf-8"?>
 <w:document xmlns:wpc="http://schemas.microsoft.com/office/word/2010/wordprocessingCanvas" xmlns:cx="http://schemas.microsoft.com/office/drawing/2014/chartex" xmlns:cx1="http://schemas.microsoft.com/office/drawing/2015/9/8/chartex" xmlns:cx2="http://schemas.microsoft.com/office/drawing/2015/10/21/chartex" xmlns:cx3="http://schemas.microsoft.com/office/drawing/2016/5/9/chartex" xmlns:cx4="http://schemas.microsoft.com/office/drawing/2016/5/10/chartex" xmlns:cx5="http://schemas.microsoft.com/office/drawing/2016/5/11/chartex" xmlns:cx6="http://schemas.microsoft.com/office/drawing/2016/5/12/chartex" xmlns:cx7="http://schemas.microsoft.com/office/drawing/2016/5/13/chartex" xmlns:cx8="http://schemas.microsoft.com/office/drawing/2016/5/14/chartex" xmlns:mc="http://schemas.openxmlformats.org/markup-compatibility/2006" xmlns:aink="http://schemas.microsoft.com/office/drawing/2016/ink" xmlns:am3d="http://schemas.microsoft.com/office/drawing/2017/model3d" xmlns:o="urn:schemas-microsoft-com:office:office" xmlns:oel="http://schemas.microsoft.com/office/2019/extlst" xmlns:r="http://schemas.openxmlformats.org/officeDocument/2006/relationships" xmlns:m="http://schemas.openxmlformats.org/officeDocument/2006/math" xmlns:v="urn:schemas-microsoft-com:vml" xmlns:wp14="http://schemas.microsoft.com/office/word/2010/wordprocessingDrawing" xmlns:wp="http://schemas.openxmlformats.org/drawingml/2006/wordprocessingDrawing" xmlns:w10="urn:schemas-microsoft-com:office:word" xmlns:w="http://schemas.openxmlformats.org/wordprocessingml/2006/main" xmlns:w14="http://schemas.microsoft.com/office/word/2010/wordml" xmlns:w15="http://schemas.microsoft.com/office/word/2012/wordml" xmlns:w16cex="http://schemas.microsoft.com/office/word/2018/wordml/cex" xmlns:w16cid="http://schemas.microsoft.com/office/word/2016/wordml/cid" xmlns:w16="http://schemas.microsoft.com/office/word/2018/wordml" xmlns:w16du="http://schemas.microsoft.com/office/word/2023/wordml/word16du" xmlns:w16sdtdh="http://schemas.microsoft.com/office/word/2020/wordml/sdtdatahash" xmlns:w16sdtfl="http://schemas.microsoft.com/office/word/2024/wordml/sdtformatlock" xmlns:w16se="http://schemas.microsoft.com/office/word/2015/wordml/symex" xmlns:wpg="http://schemas.microsoft.com/office/word/2010/wordprocessingGroup" xmlns:wpi="http://schemas.microsoft.com/office/word/2010/wordprocessingInk" xmlns:wne="http://schemas.microsoft.com/office/word/2006/wordml" xmlns:wps="http://schemas.microsoft.com/office/word/2010/wordprocessingShape" mc:Ignorable="w14 w15 w16se w16cid w16 w16cex w16sdtdh w16sdtfl w16du wp14">
   <w:body>
+    <w:p>
+      <w:pPr>
+        <w:pStyle w:val="6"/>
+        <w:ind w:firstLine="0"/>
+        <w:jc w:val="center"/>
+        <w:rPr>
+          <w:rFonts w:eastAsia="Times New Roman"/>
+          <w:b/>
+          <w:i w:val="0"/>
+          <w:iCs w:val="0"/>
+          <w:smallCaps/>
+          <w:color w:val="000000"/>
+        </w:rPr>
+      </w:pPr>
+      <w:r>
+        <w:rPr>
+          <w:rFonts w:eastAsia="Times New Roman"/>
+          <w:b/>
+          <w:smallCaps/>
+          <w:color w:val="000000"/>
+        </w:rPr>
+        <w:t>ФЕДЕРАЛЬНОЕ ГОСУДАРСТВЕННОЕ АВТОНОМНОЕ ОБРАЗОВАТЕЛЬНОЕ УЧРЕЖДЕНИЕ</w:t>
+      </w:r>
+      <w:r>
+        <w:rPr>
+          <w:rFonts w:eastAsia="Times New Roman"/>
+          <w:b/>
+          <w:smallCaps/>
+          <w:color w:val="000000"/>
+        </w:rPr>
+        <w:t xml:space="preserve"> </w:t>
+      </w:r>
+      <w:r>
+        <w:rPr>
+          <w:rFonts w:eastAsia="Times New Roman"/>
+          <w:b/>
+          <w:smallCaps/>
+          <w:color w:val="000000"/>
+        </w:rPr>
+        <w:t>ВЫСШЕГО ОБРАЗОВАНИЯ</w:t>
+      </w:r>
+    </w:p>
+    <w:p>
+      <w:pPr>
+        <w:pStyle w:val="6"/>
+        <w:spacing w:before="0"/>
+        <w:jc w:val="center"/>
+        <w:rPr>
+          <w:rFonts w:eastAsia="Times New Roman"/>
+          <w:b/>
+          <w:i w:val="0"/>
+          <w:iCs w:val="0"/>
+          <w:smallCaps/>
+          <w:color w:val="000000"/>
+        </w:rPr>
+      </w:pPr>
+      <w:r>
+        <w:rPr>
+          <w:rFonts w:eastAsia="Times New Roman"/>
+          <w:b/>
+          <w:smallCaps/>
+          <w:color w:val="000000"/>
+        </w:rPr>
+        <w:t xml:space="preserve">"НАЦИОНАЛЬНЫЙ ИССЛЕДОВАТЕЛЬСКИЙ УНИВЕРСИТЕТ </w:t>
+      </w:r>
+    </w:p>
+    <w:p>
+      <w:pPr>
+        <w:pStyle w:val="6"/>
+        <w:spacing w:before="0"/>
+        <w:jc w:val="center"/>
+        <w:rPr>
+          <w:b/>
+          <w:i w:val="0"/>
+          <w:color w:val="auto"/>
+        </w:rPr>
+      </w:pPr>
+      <w:r>
+        <w:rPr>
+          <w:rFonts w:eastAsia="Times New Roman"/>
+          <w:b/>
+          <w:smallCaps/>
+          <w:color w:val="000000"/>
+        </w:rPr>
+        <w:t>"ВЫСШАЯ ШКОЛА ЭКОНОМИКИ"</w:t>
+      </w:r>
+    </w:p>
+    <w:p>
+      <w:pPr>
+        <w:pStyle w:val="6"/>
+        <w:spacing w:before="0"/>
+        <w:jc w:val="center"/>
+        <w:rPr>
+          <w:b/>
+          <w:i w:val="0"/>
+          <w:color w:val="auto"/>
+        </w:rPr>
+      </w:pPr>
+      <w:r>
+        <w:rPr>
+          <w:b/>
+          <w:color w:val="auto"/>
+        </w:rPr>
+        <w:t>ФАКУЛЬТЕТ КОМПЬЮТЕРНЫХ НАУК</w:t>
+      </w:r>
+    </w:p>
+    <w:p>
+      <w:pPr>
+        <w:jc w:val="center"/>
+        <w:rPr>
+          <w:sz w:val="26"/>
+          <w:szCs w:val="26"/>
+        </w:rPr>
+      </w:pPr>
+    </w:p>
+    <w:p>
+      <w:pPr>
+        <w:jc w:val="center"/>
+        <w:rPr>
+          <w:sz w:val="26"/>
+          <w:szCs w:val="26"/>
+          <w:u w:val="single"/>
+        </w:rPr>
+      </w:pPr>
+      <w:proofErr w:type="spellStart"/>
+      <w:r>
+        <w:rPr>
+          <w:sz w:val="26"/>
+          <w:szCs w:val="26"/>
+          <w:u w:val="single"/>
+        </w:rPr>
+        <w:t>Перевышин</w:t>
+      </w:r>
+      <w:proofErr w:type="spellEnd"/>
+      <w:r>
+        <w:rPr>
+          <w:sz w:val="26"/>
+          <w:szCs w:val="26"/>
+          <w:u w:val="single"/>
+        </w:rPr>
+        <w:t xml:space="preserve"> Дмитрий Петрович</w:t>
+      </w:r>
+    </w:p>
+    <w:p>
+      <w:pPr>
+        <w:jc w:val="center"/>
+        <w:rPr>
+          <w:sz w:val="26"/>
+          <w:szCs w:val="26"/>
+          <w:u w:val="single"/>
+        </w:rPr>
+      </w:pPr>
+    </w:p>
+    <w:p>
+      <w:pPr>
+        <w:jc w:val="center"/>
+        <w:rPr>
+          <w:sz w:val="26"/>
+          <w:szCs w:val="26"/>
+        </w:rPr>
+      </w:pPr>
+      <w:r>
+        <w:rPr>
+          <w:sz w:val="26"/>
+          <w:szCs w:val="26"/>
+        </w:rPr>
+        <w:t>МАГИСТЕРСКАЯ ДИССЕРТАЦИЯ</w:t>
+      </w:r>
+    </w:p>
+    <w:p>
+      <w:pPr>
+        <w:jc w:val="center"/>
+        <w:rPr>
+          <w:b/>
+          <w:smallCaps/>
+          <w:sz w:val="26"/>
+          <w:szCs w:val="26"/>
+          <w:u w:val="single"/>
+        </w:rPr>
+      </w:pPr>
+      <w:r>
+        <w:rPr>
+          <w:b/>
+          <w:smallCaps/>
+          <w:sz w:val="26"/>
+          <w:szCs w:val="26"/>
+          <w:u w:val="single"/>
+        </w:rPr>
+        <w:t xml:space="preserve">«Автоматическая выработка порогов аномалий с учётом </w:t>
+      </w:r>
+      <w:proofErr w:type="spellStart"/>
+      <w:r>
+        <w:rPr>
+          <w:b/>
+          <w:smallCaps/>
+          <w:sz w:val="26"/>
+          <w:szCs w:val="26"/>
+          <w:u w:val="single"/>
+        </w:rPr>
+        <w:t>сезонности»</w:t>
+      </w:r>
+    </w:p>
+    <w:p>
+      <w:pPr>
+        <w:jc w:val="center"/>
+        <w:rPr>
+          <w:sz w:val="26"/>
+          <w:szCs w:val="26"/>
+          <w:u w:val="single"/>
+          <w:lang w:val="en-US"/>
+        </w:rPr>
+      </w:pPr>
+      <w:proofErr w:type="spellEnd"/>
+      <w:r>
+        <w:rPr>
+          <w:b/>
+          <w:sz w:val="26"/>
+          <w:szCs w:val="26"/>
+          <w:u w:val="single"/>
+        </w:rPr>
+        <w:t>А</w:t>
+      </w:r>
+      <w:proofErr w:type="spellStart"/>
+      <w:r>
+        <w:rPr>
+          <w:b/>
+          <w:sz w:val="26"/>
+          <w:szCs w:val="26"/>
+          <w:u w:val="single"/>
+          <w:lang w:val="en-US"/>
+        </w:rPr>
+        <w:t>utomatic</w:t>
+      </w:r>
+      <w:proofErr w:type="spellEnd"/>
+      <w:r>
+        <w:rPr>
+          <w:b/>
+          <w:sz w:val="26"/>
+          <w:szCs w:val="26"/>
+          <w:u w:val="single"/>
+          <w:lang w:val="en-US"/>
+        </w:rPr>
+        <w:t xml:space="preserve"> </w:t>
+      </w:r>
+      <w:r>
+        <w:rPr>
+          <w:b/>
+          <w:sz w:val="26"/>
+          <w:szCs w:val="26"/>
+          <w:u w:val="single"/>
+          <w:lang w:val="en-US"/>
+        </w:rPr>
+        <w:t>generation</w:t>
+      </w:r>
+      <w:r>
+        <w:rPr>
+          <w:b/>
+          <w:sz w:val="26"/>
+          <w:szCs w:val="26"/>
+          <w:u w:val="single"/>
+          <w:lang w:val="en-US"/>
+        </w:rPr>
+        <w:t xml:space="preserve"> </w:t>
+      </w:r>
+      <w:r>
+        <w:rPr>
+          <w:b/>
+          <w:sz w:val="26"/>
+          <w:szCs w:val="26"/>
+          <w:u w:val="single"/>
+          <w:lang w:val="en-US"/>
+        </w:rPr>
+        <w:t>of</w:t>
+      </w:r>
+      <w:r>
+        <w:rPr>
+          <w:b/>
+          <w:sz w:val="26"/>
+          <w:szCs w:val="26"/>
+          <w:u w:val="single"/>
+          <w:lang w:val="en-US"/>
+        </w:rPr>
+        <w:t xml:space="preserve"> </w:t>
+      </w:r>
+      <w:r>
+        <w:rPr>
+          <w:b/>
+          <w:sz w:val="26"/>
+          <w:szCs w:val="26"/>
+          <w:u w:val="single"/>
+          <w:lang w:val="en-US"/>
+        </w:rPr>
+        <w:t>anomaly</w:t>
+      </w:r>
+      <w:r>
+        <w:rPr>
+          <w:b/>
+          <w:sz w:val="26"/>
+          <w:szCs w:val="26"/>
+          <w:u w:val="single"/>
+          <w:lang w:val="en-US"/>
+        </w:rPr>
+        <w:t xml:space="preserve"> </w:t>
+      </w:r>
+      <w:r>
+        <w:rPr>
+          <w:b/>
+          <w:sz w:val="26"/>
+          <w:szCs w:val="26"/>
+          <w:u w:val="single"/>
+          <w:lang w:val="en-US"/>
+        </w:rPr>
+        <w:t>thresholds</w:t>
+      </w:r>
+      <w:r>
+        <w:rPr>
+          <w:b/>
+          <w:sz w:val="26"/>
+          <w:szCs w:val="26"/>
+          <w:u w:val="single"/>
+          <w:lang w:val="en-US"/>
+        </w:rPr>
+        <w:t xml:space="preserve"> </w:t>
+      </w:r>
+      <w:r>
+        <w:rPr>
+          <w:b/>
+          <w:sz w:val="26"/>
+          <w:szCs w:val="26"/>
+          <w:u w:val="single"/>
+          <w:lang w:val="en-US"/>
+        </w:rPr>
+        <w:t>based</w:t>
+      </w:r>
+      <w:r>
+        <w:rPr>
+          <w:b/>
+          <w:sz w:val="26"/>
+          <w:szCs w:val="26"/>
+          <w:u w:val="single"/>
+          <w:lang w:val="en-US"/>
+        </w:rPr>
+        <w:t xml:space="preserve"> </w:t>
+      </w:r>
+      <w:r>
+        <w:rPr>
+          <w:b/>
+          <w:sz w:val="26"/>
+          <w:szCs w:val="26"/>
+          <w:u w:val="single"/>
+          <w:lang w:val="en-US"/>
+        </w:rPr>
+        <w:t>on</w:t>
+      </w:r>
+      <w:r>
+        <w:rPr>
+          <w:b/>
+          <w:sz w:val="26"/>
+          <w:szCs w:val="26"/>
+          <w:u w:val="single"/>
+          <w:lang w:val="en-US"/>
+        </w:rPr>
+        <w:t xml:space="preserve"> </w:t>
+      </w:r>
+      <w:r>
+        <w:rPr>
+          <w:b/>
+          <w:sz w:val="26"/>
+          <w:szCs w:val="26"/>
+          <w:u w:val="single"/>
+          <w:lang w:val="en-US"/>
+        </w:rPr>
+        <w:t>seasonality</w:t>
+      </w:r>
+    </w:p>
+    <w:p>
+      <w:pPr>
+        <w:jc w:val="center"/>
+        <w:rPr>
+          <w:sz w:val="26"/>
+          <w:szCs w:val="26"/>
+        </w:rPr>
+      </w:pPr>
+      <w:r>
+        <w:rPr>
+          <w:sz w:val="26"/>
+          <w:szCs w:val="26"/>
+        </w:rPr>
+        <w:t xml:space="preserve">по </w:t>
+      </w:r>
+      <w:r>
+        <w:rPr>
+          <w:sz w:val="26"/>
+          <w:szCs w:val="26"/>
+        </w:rPr>
+        <w:t xml:space="preserve">направлению подготовки </w:t>
+      </w:r>
+    </w:p>
+    <w:p>
+      <w:pPr>
+        <w:jc w:val="center"/>
+        <w:rPr>
+          <w:sz w:val="26"/>
+          <w:szCs w:val="26"/>
+        </w:rPr>
+      </w:pPr>
+      <w:r>
+        <w:rPr>
+          <w:sz w:val="26"/>
+          <w:szCs w:val="26"/>
+        </w:rPr>
+        <w:t>01.04.02</w:t>
+      </w:r>
+      <w:r>
+        <w:rPr>
+          <w:sz w:val="26"/>
+          <w:szCs w:val="26"/>
+          <w:u w:val="single"/>
+        </w:rPr>
+        <w:t xml:space="preserve"> Прикладная математика и информатика</w:t>
+      </w:r>
+    </w:p>
+    <w:p>
+      <w:pPr>
+        <w:jc w:val="center"/>
+        <w:rPr>
+          <w:sz w:val="26"/>
+          <w:szCs w:val="26"/>
+        </w:rPr>
+      </w:pPr>
+      <w:r>
+        <w:rPr>
+          <w:sz w:val="26"/>
+          <w:szCs w:val="26"/>
+        </w:rPr>
+        <w:t>образовательн</w:t>
+      </w:r>
+      <w:r>
+        <w:rPr>
+          <w:sz w:val="26"/>
+          <w:szCs w:val="26"/>
+        </w:rPr>
+        <w:t>ой</w:t>
+      </w:r>
+      <w:r>
+        <w:rPr>
+          <w:sz w:val="26"/>
+          <w:szCs w:val="26"/>
+        </w:rPr>
+        <w:t xml:space="preserve"> программ</w:t>
+      </w:r>
+      <w:r>
+        <w:rPr>
+          <w:sz w:val="26"/>
+          <w:szCs w:val="26"/>
+        </w:rPr>
+        <w:t>ы</w:t>
+      </w:r>
+    </w:p>
+    <w:p>
+      <w:pPr>
+        <w:jc w:val="center"/>
+        <w:rPr>
+          <w:sz w:val="26"/>
+          <w:szCs w:val="26"/>
+        </w:rPr>
+      </w:pPr>
+      <w:r>
+        <w:rPr>
+          <w:sz w:val="26"/>
+          <w:szCs w:val="26"/>
+          <w:u w:val="single"/>
+        </w:rPr>
+        <w:t>«</w:t>
+      </w:r>
+      <w:r>
+        <w:rPr>
+          <w:sz w:val="26"/>
+          <w:szCs w:val="26"/>
+          <w:u w:val="single"/>
+        </w:rPr>
+        <w:t>Аналитика больших данных</w:t>
+      </w:r>
+      <w:r>
+        <w:rPr>
+          <w:sz w:val="26"/>
+          <w:szCs w:val="26"/>
+          <w:u w:val="single"/>
+        </w:rPr>
+        <w:t>»</w:t>
+      </w:r>
+    </w:p>
+    <w:p>
+      <w:pPr>
+        <w:rPr>
+          <w:sz w:val="26"/>
+          <w:szCs w:val="26"/>
+        </w:rPr>
+      </w:pPr>
+    </w:p>
+    <w:p>
+      <w:pPr>
+        <w:rPr>
+          <w:sz w:val="26"/>
+          <w:szCs w:val="26"/>
+        </w:rPr>
+      </w:pPr>
+      <w:r>
+        <w:rPr>
+          <w:sz w:val="26"/>
+          <w:szCs w:val="26"/>
+        </w:rPr>
+        <w:t>Студент</w:t>
+      </w:r>
+    </w:p>
+    <w:p>
+      <w:pPr>
+        <w:rPr>
+          <w:sz w:val="26"/>
+          <w:szCs w:val="26"/>
+        </w:rPr>
+      </w:pPr>
+      <w:r>
+        <w:rPr>
+          <w:sz w:val="26"/>
+          <w:szCs w:val="26"/>
+        </w:rPr>
+        <w:t>Д.</w:t>
+      </w:r>
+      <w:r>
+        <w:rPr>
+          <w:sz w:val="26"/>
+          <w:szCs w:val="26"/>
+        </w:rPr>
+        <w:t xml:space="preserve"> </w:t>
+      </w:r>
+      <w:r>
+        <w:rPr>
+          <w:sz w:val="26"/>
+          <w:szCs w:val="26"/>
+        </w:rPr>
+        <w:t>П.</w:t>
+      </w:r>
+      <w:r>
+        <w:rPr>
+          <w:sz w:val="26"/>
+          <w:szCs w:val="26"/>
+        </w:rPr>
+        <w:t xml:space="preserve"> </w:t>
+      </w:r>
+      <w:proofErr w:type="spellStart"/>
+      <w:r>
+        <w:rPr>
+          <w:sz w:val="26"/>
+          <w:szCs w:val="26"/>
+        </w:rPr>
+        <w:t>Перевышин</w:t>
+      </w:r>
+      <w:proofErr w:type="spellEnd"/>
+    </w:p>
+    <w:p>
+      <w:pPr>
+        <w:rPr>
+          <w:sz w:val="26"/>
+          <w:szCs w:val="26"/>
+        </w:rPr>
+      </w:pPr>
+    </w:p>
+    <w:p>
+      <w:pPr>
+        <w:tabs>
+          <w:tab w:val="right" w:pos="9355"/>
+        </w:tabs>
+        <w:jc w:val="right"/>
+        <w:rPr>
+          <w:sz w:val="26"/>
+          <w:szCs w:val="26"/>
+        </w:rPr>
+      </w:pPr>
+      <w:r>
+        <w:rPr>
+          <w:sz w:val="26"/>
+          <w:szCs w:val="26"/>
+        </w:rPr>
+        <w:tab/>
+        <w:t xml:space="preserve">    </w:t>
+      </w:r>
+      <w:r>
+        <w:rPr>
+          <w:sz w:val="26"/>
+          <w:szCs w:val="26"/>
+        </w:rPr>
+        <w:t>Научный руководитель</w:t>
+      </w:r>
+    </w:p>
+    <w:p>
+      <w:pPr>
+        <w:jc w:val="right"/>
+        <w:rPr>
+          <w:sz w:val="26"/>
+          <w:szCs w:val="26"/>
+        </w:rPr>
+      </w:pPr>
+      <w:r>
+        <w:rPr>
+          <w:sz w:val="26"/>
+          <w:szCs w:val="26"/>
+        </w:rPr>
+        <w:t>Старший преподаватель</w:t>
+      </w:r>
+      <w:r>
+        <w:rPr>
+          <w:sz w:val="26"/>
+          <w:szCs w:val="26"/>
+        </w:rPr>
+        <w:t xml:space="preserve"> </w:t>
+      </w:r>
+      <w:r>
+        <w:rPr>
+          <w:sz w:val="26"/>
+          <w:szCs w:val="26"/>
+        </w:rPr>
+        <w:t>ФКН НИУ ВШЭ</w:t>
+      </w:r>
+    </w:p>
+    <w:p>
+      <w:pPr>
+        <w:jc w:val="right"/>
+        <w:rPr>
+          <w:sz w:val="26"/>
+          <w:szCs w:val="26"/>
+        </w:rPr>
+      </w:pPr>
+      <w:r>
+        <w:rPr>
+          <w:sz w:val="26"/>
+          <w:szCs w:val="26"/>
+        </w:rPr>
+        <w:t xml:space="preserve">Е. </w:t>
+      </w:r>
+      <w:r>
+        <w:rPr>
+          <w:sz w:val="26"/>
+          <w:szCs w:val="26"/>
+        </w:rPr>
+        <w:t>А</w:t>
+      </w:r>
+      <w:r>
+        <w:rPr>
+          <w:sz w:val="26"/>
+          <w:szCs w:val="26"/>
+        </w:rPr>
+        <w:t>.</w:t>
+      </w:r>
+      <w:r>
+        <w:rPr>
+          <w:sz w:val="26"/>
+          <w:szCs w:val="26"/>
+        </w:rPr>
+        <w:t xml:space="preserve"> </w:t>
+      </w:r>
+      <w:proofErr w:type="spellStart"/>
+      <w:r>
+        <w:rPr>
+          <w:sz w:val="26"/>
+          <w:szCs w:val="26"/>
+        </w:rPr>
+        <w:t>Паточенко</w:t>
+      </w:r>
+      <w:proofErr w:type="spellEnd"/>
+      <w:r>
+        <w:rPr>
+          <w:sz w:val="26"/>
+          <w:szCs w:val="26"/>
+        </w:rPr>
+        <w:t xml:space="preserve"> </w:t>
+      </w:r>
+    </w:p>
+    <w:p>
+      <w:pPr>
+        <w:spacing w:line="408" w:lineRule="auto"/>
+        <w:rPr>
+          <w:sz w:val="26"/>
+          <w:szCs w:val="26"/>
+        </w:rPr>
+      </w:pPr>
+    </w:p>
+    <w:p>
+      <w:pPr>
+        <w:jc w:val="right"/>
+        <w:rPr>
+          <w:sz w:val="26"/>
+          <w:szCs w:val="26"/>
+        </w:rPr>
+      </w:pPr>
+    </w:p>
+    <w:p/>
+    <w:p/>
+    <w:p/>
+    <w:p/>
+    <w:p/>
+    <w:p/>
+    <w:p>
+      <w:pPr>
+        <w:jc w:val="center"/>
+      </w:pPr>
+      <w:r>
+        <w:t>Москва 202</w:t>
+      </w:r>
+      <w:r>
+        <w:t>6</w:t>
+      </w:r>
+    </w:p>
+    <w:p>
+      <w:r>
+        <w:br w:type="page"/>
+      </w:r>
+    </w:p>
     <w:p>
       <w:pPr>
         <w:keepNext/>
@@ -14,6 +732,7 @@
         <w:rPr>
           <w:b/>
         </w:rPr>
+        <w:lastRenderedPageBreak/>
         <w:t>Содержание</w:t>
       </w:r>
     </w:p>
